--- a/projects/valuepickr-open-screen/docs/Nuvama Wealth Management Ltd.docx
+++ b/projects/valuepickr-open-screen/docs/Nuvama Wealth Management Ltd.docx
@@ -370,7 +370,7 @@
           <w:sz w:val="20"/>
           <w:szCs w:val="20"/>
         </w:rPr>
-        <w:t xml:space="preserve">dated snapshots across posts #183/#188/#207 in source thread — joinjp2003 (trusted)</w:t>
+        <w:t xml:space="preserve">2026-09-02 — Vivek_6954</w:t>
       </w:r>
       <w:r>
         <w:rPr>
@@ -380,7 +380,7 @@
           <w:sz w:val="18"/>
           <w:szCs w:val="18"/>
         </w:rPr>
-        <w:t xml:space="preserve"> (My portfolio updates and investment journey)</w:t>
+        <w:t xml:space="preserve"> (Vivek Gautam Portfolio)</w:t>
       </w:r>
       <w:r>
         <w:rPr>
@@ -388,7 +388,7 @@
           <w:szCs w:val="20"/>
         </w:rPr>
         <w:br/>
-        <w:t xml:space="preserve">: Named Nuvama (with PB Fintech) as a 'real conviction bet'; largest portfolio line item at 15-17% weight across multiple disclosed snapshots — a genuine, large, sized position.</w:t>
+        <w:t xml:space="preserve">: "Timex Sh Piston GHFL Nuvama Nippo n Icici amc Uno Minda Acutaas Privi and more stocks have been holding for long time now n pyramiding as well on some triggers like good results" (post #1245)</w:t>
       </w:r>
     </w:p>
     <w:p>
@@ -402,7 +402,7 @@
           <w:sz w:val="20"/>
           <w:szCs w:val="20"/>
         </w:rPr>
-        <w:t xml:space="preserve">2024-11-22 — Simrat (trusted, elevated-tier)</w:t>
+        <w:t xml:space="preserve">dated snapshots across posts #183/#188/#207 in source thread — joinjp2003 (trusted)</w:t>
       </w:r>
       <w:r>
         <w:rPr>
@@ -412,6 +412,38 @@
           <w:sz w:val="18"/>
           <w:szCs w:val="18"/>
         </w:rPr>
+        <w:t xml:space="preserve"> (My portfolio updates and investment journey)</w:t>
+      </w:r>
+      <w:r>
+        <w:rPr>
+          <w:sz w:val="20"/>
+          <w:szCs w:val="20"/>
+        </w:rPr>
+        <w:br/>
+        <w:t xml:space="preserve">: Named Nuvama (with PB Fintech) as a 'real conviction bet'; largest portfolio line item at 15-17% weight across multiple disclosed snapshots — a genuine, large, sized position.</w:t>
+      </w:r>
+    </w:p>
+    <w:p>
+      <w:pPr>
+        <w:spacing w:after="100"/>
+      </w:pPr>
+      <w:r>
+        <w:rPr>
+          <w:b/>
+          <w:bCs/>
+          <w:sz w:val="20"/>
+          <w:szCs w:val="20"/>
+        </w:rPr>
+        <w:t xml:space="preserve">2024-11-22 — Simrat (trusted, elevated-tier)</w:t>
+      </w:r>
+      <w:r>
+        <w:rPr>
+          <w:i/>
+          <w:iCs/>
+          <w:color w:val="666666"/>
+          <w:sz w:val="18"/>
+          <w:szCs w:val="18"/>
+        </w:rPr>
         <w:t xml:space="preserve"> (Nuvama Wealth Management company thread)</w:t>
       </w:r>
       <w:r>
@@ -604,6 +636,34 @@
           <w:szCs w:val="24"/>
         </w:rPr>
         <w:t xml:space="preserve">neither</w:t>
+      </w:r>
+    </w:p>
+    <w:p>
+      <w:pPr>
+        <w:spacing w:after="120"/>
+      </w:pPr>
+      <w:r>
+        <w:rPr>
+          <w:color w:val="666666"/>
+          <w:sz w:val="20"/>
+          <w:szCs w:val="20"/>
+        </w:rPr>
+        <w:t xml:space="preserve">4-box gate — tailwind: no · TAM: no · moat: weak · valuation: weak  (score 1 / 4)</w:t>
+      </w:r>
+    </w:p>
+    <w:p>
+      <w:pPr>
+        <w:spacing w:after="120"/>
+      </w:pPr>
+      <w:r>
+        <w:rPr>
+          <w:i/>
+          <w:iCs/>
+          <w:color w:val="666666"/>
+          <w:sz w:val="20"/>
+          <w:szCs w:val="20"/>
+        </w:rPr>
+        <w:t xml:space="preserve">70%+ of PBT is cyclical capital-markets exposure per forum breakdown — explicitly a poor structural fit, tailwind no; large-cap size (~Rs32,096cr) rules out tam; no explicit moat beyond strong return ratios; no valuation data — promoter pledge (62.8%) is a separate risk factor.</w:t>
       </w:r>
     </w:p>
     <w:p>
